--- a/wildlife_project/wildlife project.docx
+++ b/wildlife_project/wildlife project.docx
@@ -12,7 +12,7 @@
         <w:rPr>
           <w:lang w:val="en-AU"/>
         </w:rPr>
-        <w:t>Html code:</w:t>
+        <w:t>Peter Yuanjian Dong s397151</w:t>
       </w:r>
     </w:p>
     <w:p>
@@ -25,7 +25,7 @@
         <w:rPr>
           <w:lang w:val="en-AU"/>
         </w:rPr>
-        <w:t>&lt;!DOCTYPE html&gt;</w:t>
+        <w:t>Models:</w:t>
       </w:r>
     </w:p>
     <w:p>
@@ -38,8 +38,386 @@
         <w:rPr>
           <w:lang w:val="en-AU"/>
         </w:rPr>
-        <w:t>&lt;html&gt;</w:t>
-      </w:r>
+        <w:t>Code:</w:t>
+      </w:r>
+    </w:p>
+    <w:p>
+      <w:r>
+        <w:t xml:space="preserve">from </w:t>
+      </w:r>
+      <w:proofErr w:type="spellStart"/>
+      <w:r>
+        <w:t>django.db</w:t>
+      </w:r>
+      <w:proofErr w:type="spellEnd"/>
+      <w:r>
+        <w:t xml:space="preserve"> import models</w:t>
+      </w:r>
+    </w:p>
+    <w:p>
+      <w:r>
+        <w:t xml:space="preserve">from </w:t>
+      </w:r>
+      <w:proofErr w:type="spellStart"/>
+      <w:proofErr w:type="gramStart"/>
+      <w:r>
+        <w:t>django.contrib</w:t>
+      </w:r>
+      <w:proofErr w:type="gramEnd"/>
+      <w:r>
+        <w:t>.</w:t>
+      </w:r>
+      <w:proofErr w:type="gramStart"/>
+      <w:r>
+        <w:t>auth.models</w:t>
+      </w:r>
+      <w:proofErr w:type="spellEnd"/>
+      <w:proofErr w:type="gramEnd"/>
+      <w:r>
+        <w:t xml:space="preserve"> import User</w:t>
+      </w:r>
+    </w:p>
+    <w:p/>
+    <w:p>
+      <w:r>
+        <w:t>class Category(</w:t>
+      </w:r>
+      <w:proofErr w:type="spellStart"/>
+      <w:proofErr w:type="gramStart"/>
+      <w:r>
+        <w:t>models.Model</w:t>
+      </w:r>
+      <w:proofErr w:type="spellEnd"/>
+      <w:proofErr w:type="gramEnd"/>
+      <w:r>
+        <w:t>):</w:t>
+      </w:r>
+    </w:p>
+    <w:p>
+      <w:r>
+        <w:t xml:space="preserve">    name = </w:t>
+      </w:r>
+      <w:proofErr w:type="spellStart"/>
+      <w:proofErr w:type="gramStart"/>
+      <w:r>
+        <w:t>models.CharField</w:t>
+      </w:r>
+      <w:proofErr w:type="spellEnd"/>
+      <w:proofErr w:type="gramEnd"/>
+      <w:r>
+        <w:t>(</w:t>
+      </w:r>
+      <w:proofErr w:type="spellStart"/>
+      <w:r>
+        <w:t>max_length</w:t>
+      </w:r>
+      <w:proofErr w:type="spellEnd"/>
+      <w:r>
+        <w:t>=50)</w:t>
+      </w:r>
+    </w:p>
+    <w:p/>
+    <w:p>
+      <w:r>
+        <w:t>    def __str__(self):</w:t>
+      </w:r>
+    </w:p>
+    <w:p>
+      <w:r>
+        <w:t>        return self.name</w:t>
+      </w:r>
+    </w:p>
+    <w:p/>
+    <w:p>
+      <w:r>
+        <w:t>class Location(</w:t>
+      </w:r>
+      <w:proofErr w:type="spellStart"/>
+      <w:proofErr w:type="gramStart"/>
+      <w:r>
+        <w:t>models.Model</w:t>
+      </w:r>
+      <w:proofErr w:type="spellEnd"/>
+      <w:proofErr w:type="gramEnd"/>
+      <w:r>
+        <w:t>):</w:t>
+      </w:r>
+    </w:p>
+    <w:p>
+      <w:r>
+        <w:t xml:space="preserve">    name = </w:t>
+      </w:r>
+      <w:proofErr w:type="spellStart"/>
+      <w:proofErr w:type="gramStart"/>
+      <w:r>
+        <w:t>models.CharField</w:t>
+      </w:r>
+      <w:proofErr w:type="spellEnd"/>
+      <w:proofErr w:type="gramEnd"/>
+      <w:r>
+        <w:t>(</w:t>
+      </w:r>
+      <w:proofErr w:type="spellStart"/>
+      <w:r>
+        <w:t>max_length</w:t>
+      </w:r>
+      <w:proofErr w:type="spellEnd"/>
+      <w:r>
+        <w:t>=100)</w:t>
+      </w:r>
+    </w:p>
+    <w:p>
+      <w:r>
+        <w:t xml:space="preserve">    region = </w:t>
+      </w:r>
+      <w:proofErr w:type="spellStart"/>
+      <w:proofErr w:type="gramStart"/>
+      <w:r>
+        <w:t>models.CharField</w:t>
+      </w:r>
+      <w:proofErr w:type="spellEnd"/>
+      <w:proofErr w:type="gramEnd"/>
+      <w:r>
+        <w:t>(</w:t>
+      </w:r>
+      <w:proofErr w:type="spellStart"/>
+      <w:r>
+        <w:t>max_length</w:t>
+      </w:r>
+      <w:proofErr w:type="spellEnd"/>
+      <w:r>
+        <w:t>=100, blank=True)</w:t>
+      </w:r>
+    </w:p>
+    <w:p/>
+    <w:p>
+      <w:r>
+        <w:t>    def __str__(self):</w:t>
+      </w:r>
+    </w:p>
+    <w:p>
+      <w:r>
+        <w:t>        return self.name</w:t>
+      </w:r>
+    </w:p>
+    <w:p/>
+    <w:p>
+      <w:r>
+        <w:t xml:space="preserve">class </w:t>
+      </w:r>
+      <w:proofErr w:type="spellStart"/>
+      <w:r>
+        <w:t>WildlifeRecord</w:t>
+      </w:r>
+      <w:proofErr w:type="spellEnd"/>
+      <w:r>
+        <w:t>(</w:t>
+      </w:r>
+      <w:proofErr w:type="spellStart"/>
+      <w:proofErr w:type="gramStart"/>
+      <w:r>
+        <w:t>models.Model</w:t>
+      </w:r>
+      <w:proofErr w:type="spellEnd"/>
+      <w:proofErr w:type="gramEnd"/>
+      <w:r>
+        <w:t>):</w:t>
+      </w:r>
+    </w:p>
+    <w:p>
+      <w:r>
+        <w:t xml:space="preserve">    title = </w:t>
+      </w:r>
+      <w:proofErr w:type="spellStart"/>
+      <w:proofErr w:type="gramStart"/>
+      <w:r>
+        <w:t>models.CharField</w:t>
+      </w:r>
+      <w:proofErr w:type="spellEnd"/>
+      <w:proofErr w:type="gramEnd"/>
+      <w:r>
+        <w:t>(</w:t>
+      </w:r>
+      <w:proofErr w:type="spellStart"/>
+      <w:r>
+        <w:t>max_length</w:t>
+      </w:r>
+      <w:proofErr w:type="spellEnd"/>
+      <w:r>
+        <w:t>=100)</w:t>
+      </w:r>
+    </w:p>
+    <w:p>
+      <w:r>
+        <w:t xml:space="preserve">    description = </w:t>
+      </w:r>
+      <w:proofErr w:type="spellStart"/>
+      <w:proofErr w:type="gramStart"/>
+      <w:r>
+        <w:t>models.TextField</w:t>
+      </w:r>
+      <w:proofErr w:type="spellEnd"/>
+      <w:proofErr w:type="gramEnd"/>
+      <w:r>
+        <w:t>(blank=True)</w:t>
+      </w:r>
+    </w:p>
+    <w:p>
+      <w:r>
+        <w:t xml:space="preserve">    quantity = </w:t>
+      </w:r>
+      <w:proofErr w:type="spellStart"/>
+      <w:proofErr w:type="gramStart"/>
+      <w:r>
+        <w:t>models.PositiveIntegerField</w:t>
+      </w:r>
+      <w:proofErr w:type="spellEnd"/>
+      <w:proofErr w:type="gramEnd"/>
+      <w:r>
+        <w:t>(default=1)</w:t>
+      </w:r>
+    </w:p>
+    <w:p>
+      <w:r>
+        <w:t xml:space="preserve">    </w:t>
+      </w:r>
+      <w:proofErr w:type="spellStart"/>
+      <w:r>
+        <w:t>date_observed</w:t>
+      </w:r>
+      <w:proofErr w:type="spellEnd"/>
+      <w:r>
+        <w:t xml:space="preserve"> = </w:t>
+      </w:r>
+      <w:proofErr w:type="spellStart"/>
+      <w:proofErr w:type="gramStart"/>
+      <w:r>
+        <w:t>models.DateField</w:t>
+      </w:r>
+      <w:proofErr w:type="spellEnd"/>
+      <w:proofErr w:type="gramEnd"/>
+      <w:r>
+        <w:t>()</w:t>
+      </w:r>
+    </w:p>
+    <w:p/>
+    <w:p>
+      <w:r>
+        <w:t xml:space="preserve">    user = </w:t>
+      </w:r>
+      <w:proofErr w:type="spellStart"/>
+      <w:proofErr w:type="gramStart"/>
+      <w:r>
+        <w:t>models.ForeignKey</w:t>
+      </w:r>
+      <w:proofErr w:type="spellEnd"/>
+      <w:proofErr w:type="gramEnd"/>
+      <w:r>
+        <w:t xml:space="preserve">(User, </w:t>
+      </w:r>
+      <w:proofErr w:type="spellStart"/>
+      <w:r>
+        <w:t>on_delete</w:t>
+      </w:r>
+      <w:proofErr w:type="spellEnd"/>
+      <w:r>
+        <w:t>=</w:t>
+      </w:r>
+      <w:proofErr w:type="spellStart"/>
+      <w:proofErr w:type="gramStart"/>
+      <w:r>
+        <w:t>models.CASCADE</w:t>
+      </w:r>
+      <w:proofErr w:type="spellEnd"/>
+      <w:proofErr w:type="gramEnd"/>
+      <w:r>
+        <w:t>)</w:t>
+      </w:r>
+    </w:p>
+    <w:p>
+      <w:r>
+        <w:t xml:space="preserve">    category = </w:t>
+      </w:r>
+      <w:proofErr w:type="spellStart"/>
+      <w:proofErr w:type="gramStart"/>
+      <w:r>
+        <w:t>models.ForeignKey</w:t>
+      </w:r>
+      <w:proofErr w:type="spellEnd"/>
+      <w:proofErr w:type="gramEnd"/>
+      <w:r>
+        <w:t xml:space="preserve">(Category, </w:t>
+      </w:r>
+      <w:proofErr w:type="spellStart"/>
+      <w:r>
+        <w:t>on_delete</w:t>
+      </w:r>
+      <w:proofErr w:type="spellEnd"/>
+      <w:r>
+        <w:t>=</w:t>
+      </w:r>
+      <w:proofErr w:type="spellStart"/>
+      <w:proofErr w:type="gramStart"/>
+      <w:r>
+        <w:t>models.CASCADE</w:t>
+      </w:r>
+      <w:proofErr w:type="spellEnd"/>
+      <w:proofErr w:type="gramEnd"/>
+      <w:r>
+        <w:t>)</w:t>
+      </w:r>
+    </w:p>
+    <w:p>
+      <w:r>
+        <w:lastRenderedPageBreak/>
+        <w:t xml:space="preserve">    location = </w:t>
+      </w:r>
+      <w:proofErr w:type="spellStart"/>
+      <w:proofErr w:type="gramStart"/>
+      <w:r>
+        <w:t>models.ForeignKey</w:t>
+      </w:r>
+      <w:proofErr w:type="spellEnd"/>
+      <w:proofErr w:type="gramEnd"/>
+      <w:r>
+        <w:t xml:space="preserve">(Location, </w:t>
+      </w:r>
+      <w:proofErr w:type="spellStart"/>
+      <w:r>
+        <w:t>on_delete</w:t>
+      </w:r>
+      <w:proofErr w:type="spellEnd"/>
+      <w:r>
+        <w:t>=</w:t>
+      </w:r>
+      <w:proofErr w:type="spellStart"/>
+      <w:proofErr w:type="gramStart"/>
+      <w:r>
+        <w:t>models.CASCADE</w:t>
+      </w:r>
+      <w:proofErr w:type="spellEnd"/>
+      <w:proofErr w:type="gramEnd"/>
+      <w:r>
+        <w:t>)</w:t>
+      </w:r>
+    </w:p>
+    <w:p/>
+    <w:p>
+      <w:r>
+        <w:t>    def __str__(self):</w:t>
+      </w:r>
+    </w:p>
+    <w:p>
+      <w:r>
+        <w:t xml:space="preserve">        return </w:t>
+      </w:r>
+      <w:proofErr w:type="spellStart"/>
+      <w:proofErr w:type="gramStart"/>
+      <w:r>
+        <w:t>self.title</w:t>
+      </w:r>
+      <w:proofErr w:type="spellEnd"/>
+      <w:proofErr w:type="gramEnd"/>
     </w:p>
     <w:p>
       <w:pPr>
@@ -51,7 +429,7 @@
         <w:rPr>
           <w:lang w:val="en-AU"/>
         </w:rPr>
-        <w:t>&lt;head&gt;</w:t>
+        <w:t>Title is the name of animals</w:t>
       </w:r>
     </w:p>
     <w:p>
@@ -64,7 +442,7 @@
         <w:rPr>
           <w:lang w:val="en-AU"/>
         </w:rPr>
-        <w:t xml:space="preserve">     &lt;title&gt;Assessment2&lt;/title&gt;</w:t>
+        <w:t>Quantity is the number</w:t>
       </w:r>
     </w:p>
     <w:p>
@@ -73,11 +451,19 @@
           <w:lang w:val="en-AU"/>
         </w:rPr>
       </w:pPr>
-      <w:r>
-        <w:rPr>
-          <w:lang w:val="en-AU"/>
-        </w:rPr>
-        <w:t>&lt;/head&gt;</w:t>
+      <w:proofErr w:type="spellStart"/>
+      <w:r>
+        <w:rPr>
+          <w:lang w:val="en-AU"/>
+        </w:rPr>
+        <w:t>Date_observed</w:t>
+      </w:r>
+      <w:proofErr w:type="spellEnd"/>
+      <w:r>
+        <w:rPr>
+          <w:lang w:val="en-AU"/>
+        </w:rPr>
+        <w:t xml:space="preserve"> means date</w:t>
       </w:r>
     </w:p>
     <w:p>
@@ -90,7 +476,7 @@
         <w:rPr>
           <w:lang w:val="en-AU"/>
         </w:rPr>
-        <w:t>&lt;body&gt;</w:t>
+        <w:t>User means that belong to which user</w:t>
       </w:r>
     </w:p>
     <w:p>
@@ -103,7 +489,7 @@
         <w:rPr>
           <w:lang w:val="en-AU"/>
         </w:rPr>
-        <w:t xml:space="preserve">     &lt;h1&gt;Views&lt;/h1&gt;</w:t>
+        <w:t>Models.py defines the structure of the database. It will talk about what data is stored and how can connect different data.</w:t>
       </w:r>
     </w:p>
     <w:p>
@@ -112,12 +498,6 @@
           <w:lang w:val="en-AU"/>
         </w:rPr>
       </w:pPr>
-      <w:r>
-        <w:rPr>
-          <w:lang w:val="en-AU"/>
-        </w:rPr>
-        <w:t xml:space="preserve">     &lt;p&gt;In this subject, firstly we are divided into several groups, </w:t>
-      </w:r>
     </w:p>
     <w:p>
       <w:pPr>
@@ -129,7 +509,7 @@
         <w:rPr>
           <w:lang w:val="en-AU"/>
         </w:rPr>
-        <w:t xml:space="preserve">     and then set up our own repositories and join in the same team to </w:t>
+        <w:t>Forms:</w:t>
       </w:r>
     </w:p>
     <w:p>
@@ -142,7 +522,138 @@
         <w:rPr>
           <w:lang w:val="en-AU"/>
         </w:rPr>
-        <w:t xml:space="preserve">     discuss with other team members. After that, we divide every assessment </w:t>
+        <w:t>Code:</w:t>
+      </w:r>
+    </w:p>
+    <w:p>
+      <w:r>
+        <w:t xml:space="preserve">from </w:t>
+      </w:r>
+      <w:proofErr w:type="spellStart"/>
+      <w:r>
+        <w:t>django</w:t>
+      </w:r>
+      <w:proofErr w:type="spellEnd"/>
+      <w:r>
+        <w:t xml:space="preserve"> import forms</w:t>
+      </w:r>
+    </w:p>
+    <w:p>
+      <w:proofErr w:type="gramStart"/>
+      <w:r>
+        <w:t>from .models</w:t>
+      </w:r>
+      <w:proofErr w:type="gramEnd"/>
+      <w:r>
+        <w:t xml:space="preserve"> import </w:t>
+      </w:r>
+      <w:proofErr w:type="spellStart"/>
+      <w:r>
+        <w:t>WildlifeRecord</w:t>
+      </w:r>
+      <w:proofErr w:type="spellEnd"/>
+    </w:p>
+    <w:p/>
+    <w:p>
+      <w:r>
+        <w:t xml:space="preserve">class </w:t>
+      </w:r>
+      <w:proofErr w:type="spellStart"/>
+      <w:r>
+        <w:t>WildlifeRecordForm</w:t>
+      </w:r>
+      <w:proofErr w:type="spellEnd"/>
+      <w:r>
+        <w:t>(</w:t>
+      </w:r>
+      <w:proofErr w:type="spellStart"/>
+      <w:proofErr w:type="gramStart"/>
+      <w:r>
+        <w:t>forms.ModelForm</w:t>
+      </w:r>
+      <w:proofErr w:type="spellEnd"/>
+      <w:proofErr w:type="gramEnd"/>
+      <w:r>
+        <w:t>):</w:t>
+      </w:r>
+    </w:p>
+    <w:p>
+      <w:r>
+        <w:t>    class Meta:</w:t>
+      </w:r>
+    </w:p>
+    <w:p>
+      <w:r>
+        <w:t xml:space="preserve">        model = </w:t>
+      </w:r>
+      <w:proofErr w:type="spellStart"/>
+      <w:r>
+        <w:t>WildlifeRecord</w:t>
+      </w:r>
+      <w:proofErr w:type="spellEnd"/>
+    </w:p>
+    <w:p>
+      <w:r>
+        <w:t>        fields = ['title', 'description', 'quantity', '</w:t>
+      </w:r>
+      <w:proofErr w:type="spellStart"/>
+      <w:r>
+        <w:t>date_observed</w:t>
+      </w:r>
+      <w:proofErr w:type="spellEnd"/>
+      <w:r>
+        <w:t>', 'category', 'location']</w:t>
+      </w:r>
+    </w:p>
+    <w:p>
+      <w:r>
+        <w:t>        widgets = {</w:t>
+      </w:r>
+    </w:p>
+    <w:p>
+      <w:r>
+        <w:t>            '</w:t>
+      </w:r>
+      <w:proofErr w:type="spellStart"/>
+      <w:proofErr w:type="gramStart"/>
+      <w:r>
+        <w:t>date</w:t>
+      </w:r>
+      <w:proofErr w:type="gramEnd"/>
+      <w:r>
+        <w:t>_observed</w:t>
+      </w:r>
+      <w:proofErr w:type="spellEnd"/>
+      <w:r>
+        <w:t xml:space="preserve">': </w:t>
+      </w:r>
+      <w:proofErr w:type="spellStart"/>
+      <w:proofErr w:type="gramStart"/>
+      <w:r>
+        <w:t>forms.DateInput</w:t>
+      </w:r>
+      <w:proofErr w:type="spellEnd"/>
+      <w:proofErr w:type="gramEnd"/>
+      <w:r>
+        <w:t>(</w:t>
+      </w:r>
+      <w:proofErr w:type="spellStart"/>
+      <w:r>
+        <w:t>attrs</w:t>
+      </w:r>
+      <w:proofErr w:type="spellEnd"/>
+      <w:proofErr w:type="gramStart"/>
+      <w:r>
+        <w:t>={</w:t>
+      </w:r>
+      <w:proofErr w:type="gramEnd"/>
+      <w:r>
+        <w:t>'type': 'date'})</w:t>
+      </w:r>
+    </w:p>
+    <w:p>
+      <w:r>
+        <w:t>        }</w:t>
       </w:r>
     </w:p>
     <w:p>
@@ -155,21 +666,19 @@
         <w:rPr>
           <w:lang w:val="en-AU"/>
         </w:rPr>
-        <w:t xml:space="preserve">     into different parts and everyone do their own parts to contribute for </w:t>
-      </w:r>
-      <w:proofErr w:type="gramStart"/>
-      <w:r>
-        <w:rPr>
-          <w:lang w:val="en-AU"/>
-        </w:rPr>
-        <w:t>their</w:t>
-      </w:r>
-      <w:proofErr w:type="gramEnd"/>
-      <w:r>
-        <w:rPr>
-          <w:lang w:val="en-AU"/>
-        </w:rPr>
-        <w:t xml:space="preserve"> </w:t>
+        <w:t>forms.py is used to handle user input and v</w:t>
+      </w:r>
+      <w:r>
+        <w:rPr>
+          <w:lang w:val="en-AU"/>
+        </w:rPr>
+        <w:t>erify</w:t>
+      </w:r>
+      <w:r>
+        <w:rPr>
+          <w:lang w:val="en-AU"/>
+        </w:rPr>
+        <w:t xml:space="preserve"> data before saving it to the database.</w:t>
       </w:r>
     </w:p>
     <w:p>
@@ -178,12 +687,6 @@
           <w:lang w:val="en-AU"/>
         </w:rPr>
       </w:pPr>
-      <w:r>
-        <w:rPr>
-          <w:lang w:val="en-AU"/>
-        </w:rPr>
-        <w:t xml:space="preserve">     team. In the second part, we need to develop models, database design and </w:t>
-      </w:r>
     </w:p>
     <w:p>
       <w:pPr>
@@ -195,7 +698,7 @@
         <w:rPr>
           <w:lang w:val="en-AU"/>
         </w:rPr>
-        <w:t xml:space="preserve">     relationships, add some styles into the code. Besides, our group has four </w:t>
+        <w:t>Views:</w:t>
       </w:r>
     </w:p>
     <w:p>
@@ -208,7 +711,843 @@
         <w:rPr>
           <w:lang w:val="en-AU"/>
         </w:rPr>
-        <w:t xml:space="preserve">     members and we divide our second assessment again because one more member</w:t>
+        <w:t>Code:</w:t>
+      </w:r>
+    </w:p>
+    <w:p>
+      <w:r>
+        <w:lastRenderedPageBreak/>
+        <w:t xml:space="preserve">from </w:t>
+      </w:r>
+      <w:proofErr w:type="spellStart"/>
+      <w:proofErr w:type="gramStart"/>
+      <w:r>
+        <w:t>django.contrib</w:t>
+      </w:r>
+      <w:proofErr w:type="gramEnd"/>
+      <w:r>
+        <w:t>.</w:t>
+      </w:r>
+      <w:proofErr w:type="gramStart"/>
+      <w:r>
+        <w:t>auth.mixins</w:t>
+      </w:r>
+      <w:proofErr w:type="spellEnd"/>
+      <w:proofErr w:type="gramEnd"/>
+      <w:r>
+        <w:t xml:space="preserve"> import </w:t>
+      </w:r>
+      <w:proofErr w:type="spellStart"/>
+      <w:r>
+        <w:t>LoginRequiredMixin</w:t>
+      </w:r>
+      <w:proofErr w:type="spellEnd"/>
+    </w:p>
+    <w:p>
+      <w:r>
+        <w:t xml:space="preserve">from </w:t>
+      </w:r>
+      <w:proofErr w:type="spellStart"/>
+      <w:proofErr w:type="gramStart"/>
+      <w:r>
+        <w:t>django.shortcuts</w:t>
+      </w:r>
+      <w:proofErr w:type="spellEnd"/>
+      <w:proofErr w:type="gramEnd"/>
+      <w:r>
+        <w:t xml:space="preserve"> import get_object_or_404</w:t>
+      </w:r>
+    </w:p>
+    <w:p>
+      <w:r>
+        <w:t xml:space="preserve">from </w:t>
+      </w:r>
+      <w:proofErr w:type="spellStart"/>
+      <w:proofErr w:type="gramStart"/>
+      <w:r>
+        <w:t>django.urls</w:t>
+      </w:r>
+      <w:proofErr w:type="spellEnd"/>
+      <w:proofErr w:type="gramEnd"/>
+      <w:r>
+        <w:t xml:space="preserve"> import </w:t>
+      </w:r>
+      <w:proofErr w:type="spellStart"/>
+      <w:r>
+        <w:t>reverse_lazy</w:t>
+      </w:r>
+      <w:proofErr w:type="spellEnd"/>
+    </w:p>
+    <w:p>
+      <w:r>
+        <w:t xml:space="preserve">from </w:t>
+      </w:r>
+      <w:proofErr w:type="spellStart"/>
+      <w:proofErr w:type="gramStart"/>
+      <w:r>
+        <w:t>django.views</w:t>
+      </w:r>
+      <w:proofErr w:type="gramEnd"/>
+      <w:r>
+        <w:t>.generic</w:t>
+      </w:r>
+      <w:proofErr w:type="spellEnd"/>
+      <w:r>
+        <w:t xml:space="preserve"> import </w:t>
+      </w:r>
+      <w:proofErr w:type="spellStart"/>
+      <w:r>
+        <w:t>ListView</w:t>
+      </w:r>
+      <w:proofErr w:type="spellEnd"/>
+      <w:r>
+        <w:t xml:space="preserve">, </w:t>
+      </w:r>
+      <w:proofErr w:type="spellStart"/>
+      <w:r>
+        <w:t>CreateView</w:t>
+      </w:r>
+      <w:proofErr w:type="spellEnd"/>
+      <w:r>
+        <w:t xml:space="preserve">, </w:t>
+      </w:r>
+      <w:proofErr w:type="spellStart"/>
+      <w:r>
+        <w:t>UpdateView</w:t>
+      </w:r>
+      <w:proofErr w:type="spellEnd"/>
+      <w:r>
+        <w:t xml:space="preserve">, </w:t>
+      </w:r>
+      <w:proofErr w:type="spellStart"/>
+      <w:r>
+        <w:t>DeleteView</w:t>
+      </w:r>
+      <w:proofErr w:type="spellEnd"/>
+      <w:r>
+        <w:t xml:space="preserve">, </w:t>
+      </w:r>
+      <w:proofErr w:type="spellStart"/>
+      <w:r>
+        <w:t>DetailView</w:t>
+      </w:r>
+      <w:proofErr w:type="spellEnd"/>
+    </w:p>
+    <w:p/>
+    <w:p>
+      <w:proofErr w:type="gramStart"/>
+      <w:r>
+        <w:t>from .models</w:t>
+      </w:r>
+      <w:proofErr w:type="gramEnd"/>
+      <w:r>
+        <w:t xml:space="preserve"> import </w:t>
+      </w:r>
+      <w:proofErr w:type="spellStart"/>
+      <w:r>
+        <w:t>WildlifeRecord</w:t>
+      </w:r>
+      <w:proofErr w:type="spellEnd"/>
+    </w:p>
+    <w:p/>
+    <w:p>
+      <w:r>
+        <w:t xml:space="preserve">class </w:t>
+      </w:r>
+      <w:proofErr w:type="spellStart"/>
+      <w:proofErr w:type="gramStart"/>
+      <w:r>
+        <w:t>WildlifeRecordListView</w:t>
+      </w:r>
+      <w:proofErr w:type="spellEnd"/>
+      <w:r>
+        <w:t>(</w:t>
+      </w:r>
+      <w:proofErr w:type="spellStart"/>
+      <w:proofErr w:type="gramEnd"/>
+      <w:r>
+        <w:t>LoginRequiredMixin</w:t>
+      </w:r>
+      <w:proofErr w:type="spellEnd"/>
+      <w:r>
+        <w:t xml:space="preserve">, </w:t>
+      </w:r>
+      <w:proofErr w:type="spellStart"/>
+      <w:r>
+        <w:t>ListView</w:t>
+      </w:r>
+      <w:proofErr w:type="spellEnd"/>
+      <w:r>
+        <w:t>):</w:t>
+      </w:r>
+    </w:p>
+    <w:p>
+      <w:r>
+        <w:t xml:space="preserve">    model = </w:t>
+      </w:r>
+      <w:proofErr w:type="spellStart"/>
+      <w:r>
+        <w:t>WildlifeRecord</w:t>
+      </w:r>
+      <w:proofErr w:type="spellEnd"/>
+    </w:p>
+    <w:p>
+      <w:r>
+        <w:t xml:space="preserve">    </w:t>
+      </w:r>
+      <w:proofErr w:type="spellStart"/>
+      <w:r>
+        <w:t>template_name</w:t>
+      </w:r>
+      <w:proofErr w:type="spellEnd"/>
+      <w:r>
+        <w:t xml:space="preserve"> = 'wildlife/record_list.html'</w:t>
+      </w:r>
+    </w:p>
+    <w:p>
+      <w:r>
+        <w:t xml:space="preserve">    </w:t>
+      </w:r>
+      <w:proofErr w:type="spellStart"/>
+      <w:r>
+        <w:t>context_object_name</w:t>
+      </w:r>
+      <w:proofErr w:type="spellEnd"/>
+      <w:r>
+        <w:t xml:space="preserve"> = 'records'</w:t>
+      </w:r>
+    </w:p>
+    <w:p/>
+    <w:p>
+      <w:r>
+        <w:t xml:space="preserve">    def </w:t>
+      </w:r>
+      <w:proofErr w:type="spellStart"/>
+      <w:r>
+        <w:t>get_queryset</w:t>
+      </w:r>
+      <w:proofErr w:type="spellEnd"/>
+      <w:r>
+        <w:t>(self):</w:t>
+      </w:r>
+    </w:p>
+    <w:p>
+      <w:r>
+        <w:t xml:space="preserve">        return </w:t>
+      </w:r>
+      <w:proofErr w:type="gramStart"/>
+      <w:r>
+        <w:t>WildlifeRecord.objects.filter</w:t>
+      </w:r>
+      <w:proofErr w:type="gramEnd"/>
+      <w:r>
+        <w:t>(user=</w:t>
+      </w:r>
+      <w:proofErr w:type="gramStart"/>
+      <w:r>
+        <w:t>self.request</w:t>
+      </w:r>
+      <w:proofErr w:type="gramEnd"/>
+      <w:r>
+        <w:t>.user</w:t>
+      </w:r>
+      <w:proofErr w:type="gramStart"/>
+      <w:r>
+        <w:t>).select</w:t>
+      </w:r>
+      <w:proofErr w:type="gramEnd"/>
+      <w:r>
+        <w:t>_</w:t>
+      </w:r>
+      <w:proofErr w:type="gramStart"/>
+      <w:r>
+        <w:t>related(</w:t>
+      </w:r>
+      <w:proofErr w:type="gramEnd"/>
+      <w:r>
+        <w:t>'category', 'location'</w:t>
+      </w:r>
+      <w:proofErr w:type="gramStart"/>
+      <w:r>
+        <w:t>).</w:t>
+      </w:r>
+      <w:proofErr w:type="spellStart"/>
+      <w:r>
+        <w:t>order</w:t>
+      </w:r>
+      <w:proofErr w:type="gramEnd"/>
+      <w:r>
+        <w:t>_by</w:t>
+      </w:r>
+      <w:proofErr w:type="spellEnd"/>
+      <w:r>
+        <w:t>('-</w:t>
+      </w:r>
+      <w:proofErr w:type="spellStart"/>
+      <w:r>
+        <w:t>date_observed</w:t>
+      </w:r>
+      <w:proofErr w:type="spellEnd"/>
+      <w:r>
+        <w:t>')</w:t>
+      </w:r>
+    </w:p>
+    <w:p/>
+    <w:p>
+      <w:r>
+        <w:t xml:space="preserve">class </w:t>
+      </w:r>
+      <w:proofErr w:type="spellStart"/>
+      <w:proofErr w:type="gramStart"/>
+      <w:r>
+        <w:t>WildlifeRecordDetailView</w:t>
+      </w:r>
+      <w:proofErr w:type="spellEnd"/>
+      <w:r>
+        <w:t>(</w:t>
+      </w:r>
+      <w:proofErr w:type="spellStart"/>
+      <w:proofErr w:type="gramEnd"/>
+      <w:r>
+        <w:t>LoginRequiredMixin</w:t>
+      </w:r>
+      <w:proofErr w:type="spellEnd"/>
+      <w:r>
+        <w:t xml:space="preserve">, </w:t>
+      </w:r>
+      <w:proofErr w:type="spellStart"/>
+      <w:r>
+        <w:t>DetailView</w:t>
+      </w:r>
+      <w:proofErr w:type="spellEnd"/>
+      <w:r>
+        <w:t>):</w:t>
+      </w:r>
+    </w:p>
+    <w:p>
+      <w:r>
+        <w:t xml:space="preserve">    model = </w:t>
+      </w:r>
+      <w:proofErr w:type="spellStart"/>
+      <w:r>
+        <w:t>WildlifeRecord</w:t>
+      </w:r>
+      <w:proofErr w:type="spellEnd"/>
+    </w:p>
+    <w:p>
+      <w:r>
+        <w:t xml:space="preserve">    </w:t>
+      </w:r>
+      <w:proofErr w:type="spellStart"/>
+      <w:r>
+        <w:t>template_name</w:t>
+      </w:r>
+      <w:proofErr w:type="spellEnd"/>
+      <w:r>
+        <w:t xml:space="preserve"> = 'wildlife/record_detail.html'</w:t>
+      </w:r>
+    </w:p>
+    <w:p>
+      <w:r>
+        <w:t xml:space="preserve">    </w:t>
+      </w:r>
+      <w:proofErr w:type="spellStart"/>
+      <w:r>
+        <w:t>context_object_name</w:t>
+      </w:r>
+      <w:proofErr w:type="spellEnd"/>
+      <w:r>
+        <w:t xml:space="preserve"> = 'record'</w:t>
+      </w:r>
+    </w:p>
+    <w:p/>
+    <w:p>
+      <w:r>
+        <w:t xml:space="preserve">    def </w:t>
+      </w:r>
+      <w:proofErr w:type="spellStart"/>
+      <w:r>
+        <w:t>get_queryset</w:t>
+      </w:r>
+      <w:proofErr w:type="spellEnd"/>
+      <w:r>
+        <w:t>(self):</w:t>
+      </w:r>
+    </w:p>
+    <w:p>
+      <w:r>
+        <w:t xml:space="preserve">        return </w:t>
+      </w:r>
+      <w:proofErr w:type="gramStart"/>
+      <w:r>
+        <w:t>WildlifeRecord.objects.filter</w:t>
+      </w:r>
+      <w:proofErr w:type="gramEnd"/>
+      <w:r>
+        <w:t>(user=</w:t>
+      </w:r>
+      <w:proofErr w:type="gramStart"/>
+      <w:r>
+        <w:t>self.request</w:t>
+      </w:r>
+      <w:proofErr w:type="gramEnd"/>
+      <w:r>
+        <w:t>.user</w:t>
+      </w:r>
+      <w:proofErr w:type="gramStart"/>
+      <w:r>
+        <w:t>).select</w:t>
+      </w:r>
+      <w:proofErr w:type="gramEnd"/>
+      <w:r>
+        <w:t>_</w:t>
+      </w:r>
+      <w:proofErr w:type="gramStart"/>
+      <w:r>
+        <w:t>related(</w:t>
+      </w:r>
+      <w:proofErr w:type="gramEnd"/>
+      <w:r>
+        <w:t>'category', 'location')</w:t>
+      </w:r>
+    </w:p>
+    <w:p/>
+    <w:p>
+      <w:r>
+        <w:t xml:space="preserve">class </w:t>
+      </w:r>
+      <w:proofErr w:type="spellStart"/>
+      <w:proofErr w:type="gramStart"/>
+      <w:r>
+        <w:t>WildlifeRecordCreateView</w:t>
+      </w:r>
+      <w:proofErr w:type="spellEnd"/>
+      <w:r>
+        <w:t>(</w:t>
+      </w:r>
+      <w:proofErr w:type="spellStart"/>
+      <w:proofErr w:type="gramEnd"/>
+      <w:r>
+        <w:t>LoginRequiredMixin</w:t>
+      </w:r>
+      <w:proofErr w:type="spellEnd"/>
+      <w:r>
+        <w:t xml:space="preserve">, </w:t>
+      </w:r>
+      <w:proofErr w:type="spellStart"/>
+      <w:r>
+        <w:t>CreateView</w:t>
+      </w:r>
+      <w:proofErr w:type="spellEnd"/>
+      <w:r>
+        <w:t>):</w:t>
+      </w:r>
+    </w:p>
+    <w:p>
+      <w:r>
+        <w:t xml:space="preserve">    model = </w:t>
+      </w:r>
+      <w:proofErr w:type="spellStart"/>
+      <w:r>
+        <w:t>WildlifeRecord</w:t>
+      </w:r>
+      <w:proofErr w:type="spellEnd"/>
+    </w:p>
+    <w:p>
+      <w:r>
+        <w:lastRenderedPageBreak/>
+        <w:t>    fields = ['title', 'description', 'quantity', '</w:t>
+      </w:r>
+      <w:proofErr w:type="spellStart"/>
+      <w:r>
+        <w:t>date_observed</w:t>
+      </w:r>
+      <w:proofErr w:type="spellEnd"/>
+      <w:r>
+        <w:t>', 'category', 'location']</w:t>
+      </w:r>
+    </w:p>
+    <w:p>
+      <w:r>
+        <w:t xml:space="preserve">    </w:t>
+      </w:r>
+      <w:proofErr w:type="spellStart"/>
+      <w:r>
+        <w:t>template_name</w:t>
+      </w:r>
+      <w:proofErr w:type="spellEnd"/>
+      <w:r>
+        <w:t xml:space="preserve"> = 'wildlife/record_form.html'</w:t>
+      </w:r>
+    </w:p>
+    <w:p>
+      <w:r>
+        <w:t xml:space="preserve">    </w:t>
+      </w:r>
+      <w:proofErr w:type="spellStart"/>
+      <w:r>
+        <w:t>success_url</w:t>
+      </w:r>
+      <w:proofErr w:type="spellEnd"/>
+      <w:r>
+        <w:t xml:space="preserve"> = </w:t>
+      </w:r>
+      <w:proofErr w:type="spellStart"/>
+      <w:r>
+        <w:t>reverse_lazy</w:t>
+      </w:r>
+      <w:proofErr w:type="spellEnd"/>
+      <w:r>
+        <w:t>('</w:t>
+      </w:r>
+      <w:proofErr w:type="spellStart"/>
+      <w:r>
+        <w:t>record_list</w:t>
+      </w:r>
+      <w:proofErr w:type="spellEnd"/>
+      <w:r>
+        <w:t>')</w:t>
+      </w:r>
+    </w:p>
+    <w:p/>
+    <w:p>
+      <w:r>
+        <w:t xml:space="preserve">    def </w:t>
+      </w:r>
+      <w:proofErr w:type="spellStart"/>
+      <w:r>
+        <w:t>form_</w:t>
+      </w:r>
+      <w:proofErr w:type="gramStart"/>
+      <w:r>
+        <w:t>valid</w:t>
+      </w:r>
+      <w:proofErr w:type="spellEnd"/>
+      <w:r>
+        <w:t>(</w:t>
+      </w:r>
+      <w:proofErr w:type="gramEnd"/>
+      <w:r>
+        <w:t>self, form):</w:t>
+      </w:r>
+    </w:p>
+    <w:p>
+      <w:r>
+        <w:t xml:space="preserve">        </w:t>
+      </w:r>
+      <w:proofErr w:type="spellStart"/>
+      <w:proofErr w:type="gramStart"/>
+      <w:r>
+        <w:t>form.instance</w:t>
+      </w:r>
+      <w:proofErr w:type="gramEnd"/>
+      <w:r>
+        <w:t>.user</w:t>
+      </w:r>
+      <w:proofErr w:type="spellEnd"/>
+      <w:r>
+        <w:t xml:space="preserve"> = </w:t>
+      </w:r>
+      <w:proofErr w:type="spellStart"/>
+      <w:proofErr w:type="gramStart"/>
+      <w:r>
+        <w:t>self.request</w:t>
+      </w:r>
+      <w:proofErr w:type="gramEnd"/>
+      <w:r>
+        <w:t>.user</w:t>
+      </w:r>
+      <w:proofErr w:type="spellEnd"/>
+    </w:p>
+    <w:p>
+      <w:r>
+        <w:t>        return super(</w:t>
+      </w:r>
+      <w:proofErr w:type="gramStart"/>
+      <w:r>
+        <w:t>).</w:t>
+      </w:r>
+      <w:proofErr w:type="spellStart"/>
+      <w:r>
+        <w:t>form</w:t>
+      </w:r>
+      <w:proofErr w:type="gramEnd"/>
+      <w:r>
+        <w:t>_valid</w:t>
+      </w:r>
+      <w:proofErr w:type="spellEnd"/>
+      <w:r>
+        <w:t>(form)</w:t>
+      </w:r>
+    </w:p>
+    <w:p/>
+    <w:p>
+      <w:r>
+        <w:t xml:space="preserve">class </w:t>
+      </w:r>
+      <w:proofErr w:type="spellStart"/>
+      <w:proofErr w:type="gramStart"/>
+      <w:r>
+        <w:t>WildlifeRecordUpdateView</w:t>
+      </w:r>
+      <w:proofErr w:type="spellEnd"/>
+      <w:r>
+        <w:t>(</w:t>
+      </w:r>
+      <w:proofErr w:type="spellStart"/>
+      <w:proofErr w:type="gramEnd"/>
+      <w:r>
+        <w:t>LoginRequiredMixin</w:t>
+      </w:r>
+      <w:proofErr w:type="spellEnd"/>
+      <w:r>
+        <w:t xml:space="preserve">, </w:t>
+      </w:r>
+      <w:proofErr w:type="spellStart"/>
+      <w:r>
+        <w:t>UpdateView</w:t>
+      </w:r>
+      <w:proofErr w:type="spellEnd"/>
+      <w:r>
+        <w:t>):</w:t>
+      </w:r>
+    </w:p>
+    <w:p>
+      <w:r>
+        <w:t xml:space="preserve">    model = </w:t>
+      </w:r>
+      <w:proofErr w:type="spellStart"/>
+      <w:r>
+        <w:t>WildlifeRecord</w:t>
+      </w:r>
+      <w:proofErr w:type="spellEnd"/>
+    </w:p>
+    <w:p>
+      <w:r>
+        <w:t>    fields = ['title', 'description', 'quantity', '</w:t>
+      </w:r>
+      <w:proofErr w:type="spellStart"/>
+      <w:r>
+        <w:t>date_observed</w:t>
+      </w:r>
+      <w:proofErr w:type="spellEnd"/>
+      <w:r>
+        <w:t>', 'category', 'location']</w:t>
+      </w:r>
+    </w:p>
+    <w:p>
+      <w:r>
+        <w:t xml:space="preserve">    </w:t>
+      </w:r>
+      <w:proofErr w:type="spellStart"/>
+      <w:r>
+        <w:t>template_name</w:t>
+      </w:r>
+      <w:proofErr w:type="spellEnd"/>
+      <w:r>
+        <w:t xml:space="preserve"> = 'wildlife/record_form.html'</w:t>
+      </w:r>
+    </w:p>
+    <w:p>
+      <w:r>
+        <w:t xml:space="preserve">    </w:t>
+      </w:r>
+      <w:proofErr w:type="spellStart"/>
+      <w:r>
+        <w:t>success_url</w:t>
+      </w:r>
+      <w:proofErr w:type="spellEnd"/>
+      <w:r>
+        <w:t xml:space="preserve"> = </w:t>
+      </w:r>
+      <w:proofErr w:type="spellStart"/>
+      <w:r>
+        <w:t>reverse_lazy</w:t>
+      </w:r>
+      <w:proofErr w:type="spellEnd"/>
+      <w:r>
+        <w:t>('</w:t>
+      </w:r>
+      <w:proofErr w:type="spellStart"/>
+      <w:r>
+        <w:t>record_list</w:t>
+      </w:r>
+      <w:proofErr w:type="spellEnd"/>
+      <w:r>
+        <w:t>')</w:t>
+      </w:r>
+    </w:p>
+    <w:p/>
+    <w:p>
+      <w:r>
+        <w:t xml:space="preserve">    def </w:t>
+      </w:r>
+      <w:proofErr w:type="spellStart"/>
+      <w:r>
+        <w:t>get_queryset</w:t>
+      </w:r>
+      <w:proofErr w:type="spellEnd"/>
+      <w:r>
+        <w:t>(self):</w:t>
+      </w:r>
+    </w:p>
+    <w:p>
+      <w:r>
+        <w:t xml:space="preserve">        return </w:t>
+      </w:r>
+      <w:proofErr w:type="spellStart"/>
+      <w:proofErr w:type="gramStart"/>
+      <w:r>
+        <w:t>WildlifeRecord.objects.filter</w:t>
+      </w:r>
+      <w:proofErr w:type="spellEnd"/>
+      <w:proofErr w:type="gramEnd"/>
+      <w:r>
+        <w:t>(user=</w:t>
+      </w:r>
+      <w:proofErr w:type="spellStart"/>
+      <w:proofErr w:type="gramStart"/>
+      <w:r>
+        <w:t>self.request</w:t>
+      </w:r>
+      <w:proofErr w:type="gramEnd"/>
+      <w:r>
+        <w:t>.user</w:t>
+      </w:r>
+      <w:proofErr w:type="spellEnd"/>
+      <w:r>
+        <w:t>)</w:t>
+      </w:r>
+    </w:p>
+    <w:p/>
+    <w:p>
+      <w:r>
+        <w:t xml:space="preserve">class </w:t>
+      </w:r>
+      <w:proofErr w:type="spellStart"/>
+      <w:proofErr w:type="gramStart"/>
+      <w:r>
+        <w:t>WildlifeRecordDeleteView</w:t>
+      </w:r>
+      <w:proofErr w:type="spellEnd"/>
+      <w:r>
+        <w:t>(</w:t>
+      </w:r>
+      <w:proofErr w:type="spellStart"/>
+      <w:proofErr w:type="gramEnd"/>
+      <w:r>
+        <w:t>LoginRequiredMixin</w:t>
+      </w:r>
+      <w:proofErr w:type="spellEnd"/>
+      <w:r>
+        <w:t xml:space="preserve">, </w:t>
+      </w:r>
+      <w:proofErr w:type="spellStart"/>
+      <w:r>
+        <w:t>DeleteView</w:t>
+      </w:r>
+      <w:proofErr w:type="spellEnd"/>
+      <w:r>
+        <w:t>):</w:t>
+      </w:r>
+    </w:p>
+    <w:p>
+      <w:r>
+        <w:t xml:space="preserve">    model = </w:t>
+      </w:r>
+      <w:proofErr w:type="spellStart"/>
+      <w:r>
+        <w:t>WildlifeRecord</w:t>
+      </w:r>
+      <w:proofErr w:type="spellEnd"/>
+    </w:p>
+    <w:p>
+      <w:r>
+        <w:t xml:space="preserve">    </w:t>
+      </w:r>
+      <w:proofErr w:type="spellStart"/>
+      <w:r>
+        <w:t>template_name</w:t>
+      </w:r>
+      <w:proofErr w:type="spellEnd"/>
+      <w:r>
+        <w:t xml:space="preserve"> = 'wildlife/record_confirm_delete.html'</w:t>
+      </w:r>
+    </w:p>
+    <w:p>
+      <w:r>
+        <w:t xml:space="preserve">    </w:t>
+      </w:r>
+      <w:proofErr w:type="spellStart"/>
+      <w:r>
+        <w:t>success_url</w:t>
+      </w:r>
+      <w:proofErr w:type="spellEnd"/>
+      <w:r>
+        <w:t xml:space="preserve"> = </w:t>
+      </w:r>
+      <w:proofErr w:type="spellStart"/>
+      <w:r>
+        <w:t>reverse_lazy</w:t>
+      </w:r>
+      <w:proofErr w:type="spellEnd"/>
+      <w:r>
+        <w:t>('</w:t>
+      </w:r>
+      <w:proofErr w:type="spellStart"/>
+      <w:r>
+        <w:t>record_list</w:t>
+      </w:r>
+      <w:proofErr w:type="spellEnd"/>
+      <w:r>
+        <w:t>')</w:t>
+      </w:r>
+    </w:p>
+    <w:p/>
+    <w:p>
+      <w:r>
+        <w:t xml:space="preserve">    def </w:t>
+      </w:r>
+      <w:proofErr w:type="spellStart"/>
+      <w:r>
+        <w:t>get_queryset</w:t>
+      </w:r>
+      <w:proofErr w:type="spellEnd"/>
+      <w:r>
+        <w:t>(self):</w:t>
+      </w:r>
+    </w:p>
+    <w:p>
+      <w:r>
+        <w:t xml:space="preserve">        return </w:t>
+      </w:r>
+      <w:proofErr w:type="spellStart"/>
+      <w:proofErr w:type="gramStart"/>
+      <w:r>
+        <w:t>WildlifeRecord.objects.filter</w:t>
+      </w:r>
+      <w:proofErr w:type="spellEnd"/>
+      <w:proofErr w:type="gramEnd"/>
+      <w:r>
+        <w:t>(user=</w:t>
+      </w:r>
+      <w:proofErr w:type="spellStart"/>
+      <w:proofErr w:type="gramStart"/>
+      <w:r>
+        <w:t>self.request</w:t>
+      </w:r>
+      <w:proofErr w:type="gramEnd"/>
+      <w:r>
+        <w:t>.user</w:t>
+      </w:r>
+      <w:proofErr w:type="spellEnd"/>
+      <w:r>
+        <w:t>)</w:t>
+      </w:r>
+    </w:p>
+    <w:p>
+      <w:r>
+        <w:t>views.py handles the application logic, processes requests, and connects the database with the frontend templates.</w:t>
       </w:r>
     </w:p>
     <w:p>
@@ -217,12 +1556,6 @@
           <w:lang w:val="en-AU"/>
         </w:rPr>
       </w:pPr>
-      <w:r>
-        <w:rPr>
-          <w:lang w:val="en-AU"/>
-        </w:rPr>
-        <w:t xml:space="preserve">     join us.</w:t>
-      </w:r>
     </w:p>
     <w:p>
       <w:pPr>
@@ -230,11 +1563,20 @@
           <w:lang w:val="en-AU"/>
         </w:rPr>
       </w:pPr>
-      <w:r>
-        <w:rPr>
-          <w:lang w:val="en-AU"/>
-        </w:rPr>
-        <w:t xml:space="preserve">     </w:t>
+      <w:proofErr w:type="spellStart"/>
+      <w:r>
+        <w:rPr>
+          <w:lang w:val="en-AU"/>
+        </w:rPr>
+        <w:lastRenderedPageBreak/>
+        <w:t>Urls</w:t>
+      </w:r>
+      <w:proofErr w:type="spellEnd"/>
+      <w:r>
+        <w:rPr>
+          <w:lang w:val="en-AU"/>
+        </w:rPr>
+        <w:t>:</w:t>
       </w:r>
     </w:p>
     <w:p>
@@ -247,7 +1589,303 @@
         <w:rPr>
           <w:lang w:val="en-AU"/>
         </w:rPr>
-        <w:t xml:space="preserve">     &lt;/p&gt;</w:t>
+        <w:t>Code:</w:t>
+      </w:r>
+    </w:p>
+    <w:p>
+      <w:r>
+        <w:t xml:space="preserve">from </w:t>
+      </w:r>
+      <w:proofErr w:type="spellStart"/>
+      <w:proofErr w:type="gramStart"/>
+      <w:r>
+        <w:t>django.urls</w:t>
+      </w:r>
+      <w:proofErr w:type="spellEnd"/>
+      <w:proofErr w:type="gramEnd"/>
+      <w:r>
+        <w:t xml:space="preserve"> import path</w:t>
+      </w:r>
+    </w:p>
+    <w:p>
+      <w:proofErr w:type="gramStart"/>
+      <w:r>
+        <w:t>from .views</w:t>
+      </w:r>
+      <w:proofErr w:type="gramEnd"/>
+      <w:r>
+        <w:t xml:space="preserve"> import (</w:t>
+      </w:r>
+    </w:p>
+    <w:p>
+      <w:r>
+        <w:t xml:space="preserve">    </w:t>
+      </w:r>
+      <w:proofErr w:type="spellStart"/>
+      <w:r>
+        <w:t>WildlifeRecordListView</w:t>
+      </w:r>
+      <w:proofErr w:type="spellEnd"/>
+      <w:r>
+        <w:t>,</w:t>
+      </w:r>
+    </w:p>
+    <w:p>
+      <w:r>
+        <w:t xml:space="preserve">    </w:t>
+      </w:r>
+      <w:proofErr w:type="spellStart"/>
+      <w:r>
+        <w:t>WildlifeRecordDetailView</w:t>
+      </w:r>
+      <w:proofErr w:type="spellEnd"/>
+      <w:r>
+        <w:t>,</w:t>
+      </w:r>
+    </w:p>
+    <w:p>
+      <w:r>
+        <w:t xml:space="preserve">    </w:t>
+      </w:r>
+      <w:proofErr w:type="spellStart"/>
+      <w:r>
+        <w:t>WildlifeRecordCreateView</w:t>
+      </w:r>
+      <w:proofErr w:type="spellEnd"/>
+      <w:r>
+        <w:t>,</w:t>
+      </w:r>
+    </w:p>
+    <w:p>
+      <w:r>
+        <w:t xml:space="preserve">    </w:t>
+      </w:r>
+      <w:proofErr w:type="spellStart"/>
+      <w:r>
+        <w:t>WildlifeRecordUpdateView</w:t>
+      </w:r>
+      <w:proofErr w:type="spellEnd"/>
+      <w:r>
+        <w:t>,</w:t>
+      </w:r>
+    </w:p>
+    <w:p>
+      <w:r>
+        <w:t xml:space="preserve">    </w:t>
+      </w:r>
+      <w:proofErr w:type="spellStart"/>
+      <w:r>
+        <w:t>WildlifeRecordDeleteView</w:t>
+      </w:r>
+      <w:proofErr w:type="spellEnd"/>
+      <w:r>
+        <w:t>,</w:t>
+      </w:r>
+    </w:p>
+    <w:p>
+      <w:r>
+        <w:t>)</w:t>
+      </w:r>
+    </w:p>
+    <w:p/>
+    <w:p>
+      <w:proofErr w:type="spellStart"/>
+      <w:r>
+        <w:t>urlpatterns</w:t>
+      </w:r>
+      <w:proofErr w:type="spellEnd"/>
+      <w:r>
+        <w:t xml:space="preserve"> = [</w:t>
+      </w:r>
+    </w:p>
+    <w:p>
+      <w:r>
+        <w:t xml:space="preserve">    </w:t>
+      </w:r>
+      <w:proofErr w:type="gramStart"/>
+      <w:r>
+        <w:t>path(</w:t>
+      </w:r>
+      <w:proofErr w:type="gramEnd"/>
+      <w:r>
+        <w:t xml:space="preserve">'', </w:t>
+      </w:r>
+      <w:proofErr w:type="spellStart"/>
+      <w:r>
+        <w:t>WildlifeRecordListView.as_</w:t>
+      </w:r>
+      <w:proofErr w:type="gramStart"/>
+      <w:r>
+        <w:t>view</w:t>
+      </w:r>
+      <w:proofErr w:type="spellEnd"/>
+      <w:r>
+        <w:t>(</w:t>
+      </w:r>
+      <w:proofErr w:type="gramEnd"/>
+      <w:r>
+        <w:t>), name='</w:t>
+      </w:r>
+      <w:proofErr w:type="spellStart"/>
+      <w:r>
+        <w:t>record_list</w:t>
+      </w:r>
+      <w:proofErr w:type="spellEnd"/>
+      <w:r>
+        <w:t>'),</w:t>
+      </w:r>
+    </w:p>
+    <w:p>
+      <w:r>
+        <w:t>    path('record/&lt;</w:t>
+      </w:r>
+      <w:proofErr w:type="spellStart"/>
+      <w:r>
+        <w:t>int:pk</w:t>
+      </w:r>
+      <w:proofErr w:type="spellEnd"/>
+      <w:r>
+        <w:t xml:space="preserve">&gt;/', </w:t>
+      </w:r>
+      <w:proofErr w:type="spellStart"/>
+      <w:r>
+        <w:t>WildlifeRecordDetailView.as_</w:t>
+      </w:r>
+      <w:proofErr w:type="gramStart"/>
+      <w:r>
+        <w:t>view</w:t>
+      </w:r>
+      <w:proofErr w:type="spellEnd"/>
+      <w:r>
+        <w:t>(</w:t>
+      </w:r>
+      <w:proofErr w:type="gramEnd"/>
+      <w:r>
+        <w:t>), name='</w:t>
+      </w:r>
+      <w:proofErr w:type="spellStart"/>
+      <w:r>
+        <w:t>record_detail</w:t>
+      </w:r>
+      <w:proofErr w:type="spellEnd"/>
+      <w:r>
+        <w:t>'),</w:t>
+      </w:r>
+    </w:p>
+    <w:p>
+      <w:r>
+        <w:t xml:space="preserve">    </w:t>
+      </w:r>
+      <w:proofErr w:type="gramStart"/>
+      <w:r>
+        <w:t>path(</w:t>
+      </w:r>
+      <w:proofErr w:type="gramEnd"/>
+      <w:r>
+        <w:t xml:space="preserve">'record/add/', </w:t>
+      </w:r>
+      <w:proofErr w:type="spellStart"/>
+      <w:r>
+        <w:t>WildlifeRecordCreateView.as_</w:t>
+      </w:r>
+      <w:proofErr w:type="gramStart"/>
+      <w:r>
+        <w:t>view</w:t>
+      </w:r>
+      <w:proofErr w:type="spellEnd"/>
+      <w:r>
+        <w:t>(</w:t>
+      </w:r>
+      <w:proofErr w:type="gramEnd"/>
+      <w:r>
+        <w:t>), name='</w:t>
+      </w:r>
+      <w:proofErr w:type="spellStart"/>
+      <w:r>
+        <w:t>record_add</w:t>
+      </w:r>
+      <w:proofErr w:type="spellEnd"/>
+      <w:r>
+        <w:t>'),</w:t>
+      </w:r>
+    </w:p>
+    <w:p>
+      <w:r>
+        <w:t>    path('record/&lt;</w:t>
+      </w:r>
+      <w:proofErr w:type="spellStart"/>
+      <w:r>
+        <w:t>int:pk</w:t>
+      </w:r>
+      <w:proofErr w:type="spellEnd"/>
+      <w:r>
+        <w:t xml:space="preserve">&gt;/edit/', </w:t>
+      </w:r>
+      <w:proofErr w:type="spellStart"/>
+      <w:r>
+        <w:t>WildlifeRecordUpdateView.as_</w:t>
+      </w:r>
+      <w:proofErr w:type="gramStart"/>
+      <w:r>
+        <w:t>view</w:t>
+      </w:r>
+      <w:proofErr w:type="spellEnd"/>
+      <w:r>
+        <w:t>(</w:t>
+      </w:r>
+      <w:proofErr w:type="gramEnd"/>
+      <w:r>
+        <w:t>), name='</w:t>
+      </w:r>
+      <w:proofErr w:type="spellStart"/>
+      <w:r>
+        <w:t>record_edit</w:t>
+      </w:r>
+      <w:proofErr w:type="spellEnd"/>
+      <w:r>
+        <w:t>'),</w:t>
+      </w:r>
+    </w:p>
+    <w:p>
+      <w:r>
+        <w:t>    path('record/&lt;</w:t>
+      </w:r>
+      <w:proofErr w:type="spellStart"/>
+      <w:r>
+        <w:t>int:pk</w:t>
+      </w:r>
+      <w:proofErr w:type="spellEnd"/>
+      <w:r>
+        <w:t xml:space="preserve">&gt;/delete/', </w:t>
+      </w:r>
+      <w:proofErr w:type="spellStart"/>
+      <w:r>
+        <w:t>WildlifeRecordDeleteView.as_</w:t>
+      </w:r>
+      <w:proofErr w:type="gramStart"/>
+      <w:r>
+        <w:t>view</w:t>
+      </w:r>
+      <w:proofErr w:type="spellEnd"/>
+      <w:r>
+        <w:t>(</w:t>
+      </w:r>
+      <w:proofErr w:type="gramEnd"/>
+      <w:r>
+        <w:t>), name='</w:t>
+      </w:r>
+      <w:proofErr w:type="spellStart"/>
+      <w:r>
+        <w:t>record_delete</w:t>
+      </w:r>
+      <w:proofErr w:type="spellEnd"/>
+      <w:r>
+        <w:t>'),</w:t>
+      </w:r>
+    </w:p>
+    <w:p>
+      <w:r>
+        <w:t>]</w:t>
       </w:r>
     </w:p>
     <w:p>
@@ -260,7 +1898,19 @@
         <w:rPr>
           <w:lang w:val="en-AU"/>
         </w:rPr>
-        <w:t>&lt;/body&gt;</w:t>
+        <w:t xml:space="preserve">urls.py maps URLs to </w:t>
+      </w:r>
+      <w:r>
+        <w:rPr>
+          <w:lang w:val="en-AU"/>
+        </w:rPr>
+        <w:t>verify</w:t>
+      </w:r>
+      <w:r>
+        <w:rPr>
+          <w:lang w:val="en-AU"/>
+        </w:rPr>
+        <w:t xml:space="preserve"> views so that users can access different parts of the application.</w:t>
       </w:r>
     </w:p>
     <w:p>
@@ -269,12 +1919,6 @@
           <w:lang w:val="en-AU"/>
         </w:rPr>
       </w:pPr>
-      <w:r>
-        <w:rPr>
-          <w:lang w:val="en-AU"/>
-        </w:rPr>
-        <w:t>&lt;/html&gt;</w:t>
-      </w:r>
     </w:p>
     <w:p>
       <w:pPr>
@@ -282,6 +1926,20 @@
           <w:lang w:val="en-AU"/>
         </w:rPr>
       </w:pPr>
+      <w:proofErr w:type="spellStart"/>
+      <w:r>
+        <w:rPr>
+          <w:lang w:val="en-AU"/>
+        </w:rPr>
+        <w:t>Record_form</w:t>
+      </w:r>
+      <w:proofErr w:type="spellEnd"/>
+      <w:r>
+        <w:rPr>
+          <w:lang w:val="en-AU"/>
+        </w:rPr>
+        <w:t>:</w:t>
+      </w:r>
     </w:p>
     <w:p>
       <w:pPr>
@@ -289,91 +1947,108 @@
           <w:lang w:val="en-AU"/>
         </w:rPr>
       </w:pPr>
-      <w:proofErr w:type="spellStart"/>
-      <w:r>
-        <w:rPr>
-          <w:lang w:val="en-AU"/>
-        </w:rPr>
-        <w:t>Css</w:t>
-      </w:r>
-      <w:proofErr w:type="spellEnd"/>
-      <w:r>
-        <w:rPr>
-          <w:lang w:val="en-AU"/>
-        </w:rPr>
-        <w:t xml:space="preserve"> code:</w:t>
-      </w:r>
-    </w:p>
-    <w:p>
-      <w:proofErr w:type="gramStart"/>
-      <w:r>
-        <w:t>.</w:t>
-      </w:r>
-      <w:proofErr w:type="spellStart"/>
-      <w:r>
-        <w:t>assesssment</w:t>
-      </w:r>
-      <w:proofErr w:type="spellEnd"/>
-      <w:proofErr w:type="gramEnd"/>
-      <w:r>
-        <w:t xml:space="preserve"> {</w:t>
-      </w:r>
-    </w:p>
-    <w:p>
-      <w:r>
-        <w:t>  text-align: center;</w:t>
-      </w:r>
-    </w:p>
-    <w:p>
+      <w:r>
+        <w:rPr>
+          <w:lang w:val="en-AU"/>
+        </w:rPr>
+        <w:t>Code:</w:t>
+      </w:r>
+    </w:p>
+    <w:p>
+      <w:r>
+        <w:t>&lt;h1&gt;Wildlife Record Form&lt;/h1&gt;</w:t>
+      </w:r>
+    </w:p>
+    <w:p/>
+    <w:p>
+      <w:r>
+        <w:t>&lt;form method="post"&gt;</w:t>
+      </w:r>
+    </w:p>
+    <w:p>
+      <w:r>
+        <w:lastRenderedPageBreak/>
+        <w:t xml:space="preserve">    {% </w:t>
+      </w:r>
+      <w:proofErr w:type="spellStart"/>
+      <w:r>
+        <w:t>csrf_token</w:t>
+      </w:r>
+      <w:proofErr w:type="spellEnd"/>
+      <w:r>
+        <w:t xml:space="preserve"> %}</w:t>
+      </w:r>
+    </w:p>
+    <w:p>
+      <w:r>
+        <w:t xml:space="preserve">    </w:t>
+      </w:r>
+      <w:proofErr w:type="gramStart"/>
+      <w:r>
+        <w:t xml:space="preserve">{{ </w:t>
+      </w:r>
+      <w:proofErr w:type="spellStart"/>
+      <w:r>
+        <w:t>form.as</w:t>
+      </w:r>
+      <w:proofErr w:type="gramEnd"/>
+      <w:r>
+        <w:t>_</w:t>
+      </w:r>
+      <w:proofErr w:type="gramStart"/>
+      <w:r>
+        <w:t>p</w:t>
+      </w:r>
+      <w:proofErr w:type="spellEnd"/>
+      <w:r>
+        <w:t xml:space="preserve"> }</w:t>
+      </w:r>
+      <w:proofErr w:type="gramEnd"/>
       <w:r>
         <w:t>}</w:t>
       </w:r>
     </w:p>
+    <w:p>
+      <w:r>
+        <w:t>    &lt;button type="submit"&gt;Save&lt;/button&gt;</w:t>
+      </w:r>
+    </w:p>
+    <w:p>
+      <w:r>
+        <w:t>&lt;/form&gt;</w:t>
+      </w:r>
+    </w:p>
     <w:p/>
     <w:p>
-      <w:proofErr w:type="gramStart"/>
-      <w:r>
-        <w:t>.assessment</w:t>
-      </w:r>
-      <w:proofErr w:type="gramEnd"/>
-      <w:r>
-        <w:t>-title {</w:t>
-      </w:r>
-    </w:p>
-    <w:p>
-      <w:r>
-        <w:lastRenderedPageBreak/>
-        <w:t>  background-color: #282c34;</w:t>
-      </w:r>
-    </w:p>
-    <w:p>
-      <w:r>
-        <w:t>  min-height: 100px;</w:t>
-      </w:r>
-    </w:p>
-    <w:p>
-      <w:r>
-        <w:t>  display: flex;</w:t>
-      </w:r>
-    </w:p>
-    <w:p>
-      <w:r>
-        <w:t>  flex-direction: column;</w:t>
-      </w:r>
-    </w:p>
-    <w:p>
-      <w:r>
-        <w:t>  align-items: center;</w:t>
-      </w:r>
-    </w:p>
-    <w:p>
-      <w:r>
-        <w:t>  justify-content: center;</w:t>
-      </w:r>
-    </w:p>
-    <w:p>
-      <w:r>
-        <w:t>}</w:t>
+      <w:r>
+        <w:t xml:space="preserve">&lt;a </w:t>
+      </w:r>
+      <w:proofErr w:type="spellStart"/>
+      <w:r>
+        <w:t>href</w:t>
+      </w:r>
+      <w:proofErr w:type="spellEnd"/>
+      <w:r>
+        <w:t>=" '</w:t>
+      </w:r>
+      <w:proofErr w:type="spellStart"/>
+      <w:r>
+        <w:t>record_list</w:t>
+      </w:r>
+      <w:proofErr w:type="spellEnd"/>
+      <w:r>
+        <w:t>' "&gt;Back&lt;/a &gt;</w:t>
+      </w:r>
+    </w:p>
+    <w:p>
+      <w:r>
+        <w:t xml:space="preserve">record_form.html is a template that </w:t>
+      </w:r>
+      <w:r>
+        <w:t>show</w:t>
+      </w:r>
+      <w:r>
+        <w:t>s a form for users to input data and submit it to the system.</w:t>
       </w:r>
     </w:p>
     <w:p>
@@ -382,6 +2057,92 @@
           <w:lang w:val="en-AU"/>
         </w:rPr>
       </w:pPr>
+    </w:p>
+    <w:p>
+      <w:pPr>
+        <w:rPr>
+          <w:lang w:val="en-AU"/>
+        </w:rPr>
+      </w:pPr>
+      <w:r>
+        <w:rPr>
+          <w:lang w:val="en-AU"/>
+        </w:rPr>
+        <w:t>First step: Users open the internet address</w:t>
+      </w:r>
+    </w:p>
+    <w:p>
+      <w:pPr>
+        <w:rPr>
+          <w:lang w:val="en-AU"/>
+        </w:rPr>
+      </w:pPr>
+      <w:r>
+        <w:rPr>
+          <w:lang w:val="en-AU"/>
+        </w:rPr>
+        <w:t xml:space="preserve">Second step: Urls.py gives the request to </w:t>
+      </w:r>
+      <w:proofErr w:type="spellStart"/>
+      <w:r>
+        <w:rPr>
+          <w:lang w:val="en-AU"/>
+        </w:rPr>
+        <w:t>CreateView</w:t>
+      </w:r>
+      <w:proofErr w:type="spellEnd"/>
+    </w:p>
+    <w:p>
+      <w:pPr>
+        <w:rPr>
+          <w:lang w:val="en-AU"/>
+        </w:rPr>
+      </w:pPr>
+      <w:r>
+        <w:rPr>
+          <w:lang w:val="en-AU"/>
+        </w:rPr>
+        <w:t>Third step: View.py handles the logic</w:t>
+      </w:r>
+    </w:p>
+    <w:p>
+      <w:pPr>
+        <w:rPr>
+          <w:lang w:val="en-AU"/>
+        </w:rPr>
+      </w:pPr>
+      <w:r>
+        <w:rPr>
+          <w:lang w:val="en-AU"/>
+        </w:rPr>
+        <w:t>Fourth step: Forms.py verifies the data</w:t>
+      </w:r>
+    </w:p>
+    <w:p>
+      <w:pPr>
+        <w:rPr>
+          <w:lang w:val="en-AU"/>
+        </w:rPr>
+      </w:pPr>
+      <w:r>
+        <w:rPr>
+          <w:lang w:val="en-AU"/>
+        </w:rPr>
+        <w:t>Fifth step: Models.py preserve the data.</w:t>
+      </w:r>
+    </w:p>
+    <w:p>
+      <w:pPr>
+        <w:rPr>
+          <w:lang w:val="en-AU"/>
+        </w:rPr>
+      </w:pPr>
+      <w:r>
+        <w:rPr>
+          <w:lang w:val="en-AU"/>
+        </w:rPr>
+        <w:t xml:space="preserve">Final step: Record_form.html shows the webpage. </w:t>
+      </w:r>
     </w:p>
     <w:sectPr>
       <w:pgSz w:w="11906" w:h="16838"/>
@@ -391,6 +2152,56 @@
     </w:sectPr>
   </w:body>
 </w:document>
+</file>
+
+<file path=word/endnotes.xml><?xml version="1.0" encoding="utf-8"?>
+<w:endnotes xmlns:wpc="http://schemas.microsoft.com/office/word/2010/wordprocessingCanvas" xmlns:cx="http://schemas.microsoft.com/office/drawing/2014/chartex" xmlns:cx1="http://schemas.microsoft.com/office/drawing/2015/9/8/chartex" xmlns:cx2="http://schemas.microsoft.com/office/drawing/2015/10/21/chartex" xmlns:cx3="http://schemas.microsoft.com/office/drawing/2016/5/9/chartex" xmlns:cx4="http://schemas.microsoft.com/office/drawing/2016/5/10/chartex" xmlns:cx5="http://schemas.microsoft.com/office/drawing/2016/5/11/chartex" xmlns:cx6="http://schemas.microsoft.com/office/drawing/2016/5/12/chartex" xmlns:cx7="http://schemas.microsoft.com/office/drawing/2016/5/13/chartex" xmlns:cx8="http://schemas.microsoft.com/office/drawing/2016/5/14/chartex" xmlns:mc="http://schemas.openxmlformats.org/markup-compatibility/2006" xmlns:aink="http://schemas.microsoft.com/office/drawing/2016/ink" xmlns:am3d="http://schemas.microsoft.com/office/drawing/2017/model3d" xmlns:o="urn:schemas-microsoft-com:office:office" xmlns:oel="http://schemas.microsoft.com/office/2019/extlst" xmlns:r="http://schemas.openxmlformats.org/officeDocument/2006/relationships" xmlns:m="http://schemas.openxmlformats.org/officeDocument/2006/math" xmlns:v="urn:schemas-microsoft-com:vml" xmlns:wp14="http://schemas.microsoft.com/office/word/2010/wordprocessingDrawing" xmlns:wp="http://schemas.openxmlformats.org/drawingml/2006/wordprocessingDrawing" xmlns:w10="urn:schemas-microsoft-com:office:word" xmlns:w="http://schemas.openxmlformats.org/wordprocessingml/2006/main" xmlns:w14="http://schemas.microsoft.com/office/word/2010/wordml" xmlns:w15="http://schemas.microsoft.com/office/word/2012/wordml" xmlns:w16cex="http://schemas.microsoft.com/office/word/2018/wordml/cex" xmlns:w16cid="http://schemas.microsoft.com/office/word/2016/wordml/cid" xmlns:w16="http://schemas.microsoft.com/office/word/2018/wordml" xmlns:w16du="http://schemas.microsoft.com/office/word/2023/wordml/word16du" xmlns:w16sdtdh="http://schemas.microsoft.com/office/word/2020/wordml/sdtdatahash" xmlns:w16sdtfl="http://schemas.microsoft.com/office/word/2024/wordml/sdtformatlock" xmlns:w16se="http://schemas.microsoft.com/office/word/2015/wordml/symex" xmlns:wpg="http://schemas.microsoft.com/office/word/2010/wordprocessingGroup" xmlns:wpi="http://schemas.microsoft.com/office/word/2010/wordprocessingInk" xmlns:wne="http://schemas.microsoft.com/office/word/2006/wordml" xmlns:wps="http://schemas.microsoft.com/office/word/2010/wordprocessingShape" mc:Ignorable="w14 w15 w16se w16cid w16 w16cex w16sdtdh w16sdtfl w16du wp14">
+  <w:endnote w:type="separator" w:id="-1">
+    <w:p>
+      <w:pPr>
+        <w:spacing w:after="0" w:line="240" w:lineRule="auto"/>
+      </w:pPr>
+      <w:r>
+        <w:separator/>
+      </w:r>
+    </w:p>
+  </w:endnote>
+  <w:endnote w:type="continuationSeparator" w:id="0">
+    <w:p>
+      <w:pPr>
+        <w:spacing w:after="0" w:line="240" w:lineRule="auto"/>
+      </w:pPr>
+      <w:r>
+        <w:continuationSeparator/>
+      </w:r>
+    </w:p>
+  </w:endnote>
+</w:endnotes>
+</file>
+
+<file path=word/footnotes.xml><?xml version="1.0" encoding="utf-8"?>
+<w:footnotes xmlns:wpc="http://schemas.microsoft.com/office/word/2010/wordprocessingCanvas" xmlns:cx="http://schemas.microsoft.com/office/drawing/2014/chartex" xmlns:cx1="http://schemas.microsoft.com/office/drawing/2015/9/8/chartex" xmlns:cx2="http://schemas.microsoft.com/office/drawing/2015/10/21/chartex" xmlns:cx3="http://schemas.microsoft.com/office/drawing/2016/5/9/chartex" xmlns:cx4="http://schemas.microsoft.com/office/drawing/2016/5/10/chartex" xmlns:cx5="http://schemas.microsoft.com/office/drawing/2016/5/11/chartex" xmlns:cx6="http://schemas.microsoft.com/office/drawing/2016/5/12/chartex" xmlns:cx7="http://schemas.microsoft.com/office/drawing/2016/5/13/chartex" xmlns:cx8="http://schemas.microsoft.com/office/drawing/2016/5/14/chartex" xmlns:mc="http://schemas.openxmlformats.org/markup-compatibility/2006" xmlns:aink="http://schemas.microsoft.com/office/drawing/2016/ink" xmlns:am3d="http://schemas.microsoft.com/office/drawing/2017/model3d" xmlns:o="urn:schemas-microsoft-com:office:office" xmlns:oel="http://schemas.microsoft.com/office/2019/extlst" xmlns:r="http://schemas.openxmlformats.org/officeDocument/2006/relationships" xmlns:m="http://schemas.openxmlformats.org/officeDocument/2006/math" xmlns:v="urn:schemas-microsoft-com:vml" xmlns:wp14="http://schemas.microsoft.com/office/word/2010/wordprocessingDrawing" xmlns:wp="http://schemas.openxmlformats.org/drawingml/2006/wordprocessingDrawing" xmlns:w10="urn:schemas-microsoft-com:office:word" xmlns:w="http://schemas.openxmlformats.org/wordprocessingml/2006/main" xmlns:w14="http://schemas.microsoft.com/office/word/2010/wordml" xmlns:w15="http://schemas.microsoft.com/office/word/2012/wordml" xmlns:w16cex="http://schemas.microsoft.com/office/word/2018/wordml/cex" xmlns:w16cid="http://schemas.microsoft.com/office/word/2016/wordml/cid" xmlns:w16="http://schemas.microsoft.com/office/word/2018/wordml" xmlns:w16du="http://schemas.microsoft.com/office/word/2023/wordml/word16du" xmlns:w16sdtdh="http://schemas.microsoft.com/office/word/2020/wordml/sdtdatahash" xmlns:w16sdtfl="http://schemas.microsoft.com/office/word/2024/wordml/sdtformatlock" xmlns:w16se="http://schemas.microsoft.com/office/word/2015/wordml/symex" xmlns:wpg="http://schemas.microsoft.com/office/word/2010/wordprocessingGroup" xmlns:wpi="http://schemas.microsoft.com/office/word/2010/wordprocessingInk" xmlns:wne="http://schemas.microsoft.com/office/word/2006/wordml" xmlns:wps="http://schemas.microsoft.com/office/word/2010/wordprocessingShape" mc:Ignorable="w14 w15 w16se w16cid w16 w16cex w16sdtdh w16sdtfl w16du wp14">
+  <w:footnote w:type="separator" w:id="-1">
+    <w:p>
+      <w:pPr>
+        <w:spacing w:after="0" w:line="240" w:lineRule="auto"/>
+      </w:pPr>
+      <w:r>
+        <w:separator/>
+      </w:r>
+    </w:p>
+  </w:footnote>
+  <w:footnote w:type="continuationSeparator" w:id="0">
+    <w:p>
+      <w:pPr>
+        <w:spacing w:after="0" w:line="240" w:lineRule="auto"/>
+      </w:pPr>
+      <w:r>
+        <w:continuationSeparator/>
+      </w:r>
+    </w:p>
+  </w:footnote>
+</w:footnotes>
 </file>
 
 <file path=word/styles.xml><?xml version="1.0" encoding="utf-8"?>
@@ -1316,6 +3127,69 @@
       <w:spacing w:val="5"/>
     </w:rPr>
   </w:style>
+  <w:style w:type="paragraph" w:styleId="ae">
+    <w:name w:val="header"/>
+    <w:basedOn w:val="a"/>
+    <w:link w:val="af"/>
+    <w:uiPriority w:val="99"/>
+    <w:unhideWhenUsed/>
+    <w:rsid w:val="005F714A"/>
+    <w:pPr>
+      <w:tabs>
+        <w:tab w:val="center" w:pos="4513"/>
+        <w:tab w:val="right" w:pos="9026"/>
+      </w:tabs>
+      <w:snapToGrid w:val="0"/>
+      <w:spacing w:line="240" w:lineRule="auto"/>
+      <w:jc w:val="center"/>
+    </w:pPr>
+    <w:rPr>
+      <w:sz w:val="18"/>
+      <w:szCs w:val="18"/>
+    </w:rPr>
+  </w:style>
+  <w:style w:type="character" w:customStyle="1" w:styleId="af">
+    <w:name w:val="页眉 字符"/>
+    <w:basedOn w:val="a0"/>
+    <w:link w:val="ae"/>
+    <w:uiPriority w:val="99"/>
+    <w:rsid w:val="005F714A"/>
+    <w:rPr>
+      <w:sz w:val="18"/>
+      <w:szCs w:val="18"/>
+    </w:rPr>
+  </w:style>
+  <w:style w:type="paragraph" w:styleId="af0">
+    <w:name w:val="footer"/>
+    <w:basedOn w:val="a"/>
+    <w:link w:val="af1"/>
+    <w:uiPriority w:val="99"/>
+    <w:unhideWhenUsed/>
+    <w:rsid w:val="005F714A"/>
+    <w:pPr>
+      <w:tabs>
+        <w:tab w:val="center" w:pos="4513"/>
+        <w:tab w:val="right" w:pos="9026"/>
+      </w:tabs>
+      <w:snapToGrid w:val="0"/>
+      <w:spacing w:line="240" w:lineRule="auto"/>
+    </w:pPr>
+    <w:rPr>
+      <w:sz w:val="18"/>
+      <w:szCs w:val="18"/>
+    </w:rPr>
+  </w:style>
+  <w:style w:type="character" w:customStyle="1" w:styleId="af1">
+    <w:name w:val="页脚 字符"/>
+    <w:basedOn w:val="a0"/>
+    <w:link w:val="af0"/>
+    <w:uiPriority w:val="99"/>
+    <w:rsid w:val="005F714A"/>
+    <w:rPr>
+      <w:sz w:val="18"/>
+      <w:szCs w:val="18"/>
+    </w:rPr>
+  </w:style>
 </w:styles>
 </file>
 
